--- a/pano-10kasim-bitmis-pano.docx
+++ b/pano-10kasim-bitmis-pano.docx
@@ -4,12 +4,12 @@
   <w:body>
     <w:p>
       <w:pPr>
-        <w:spacing w:after="0"/>
+        <w:spacing w:before="0" w:after="0"/>
       </w:pPr>
       <w:r>
         <w:drawing>
           <wp:inline xmlns:a="http://schemas.openxmlformats.org/drawingml/2006/main" xmlns:pic="http://schemas.openxmlformats.org/drawingml/2006/picture">
-            <wp:extent cx="10674000" cy="7546043"/>
+            <wp:extent cx="10674000" cy="7552129"/>
             <wp:docPr id="1" name="Picture 1"/>
             <wp:cNvGraphicFramePr>
               <a:graphicFrameLocks noChangeAspect="1"/>
@@ -18,7 +18,7 @@
               <a:graphicData uri="http://schemas.openxmlformats.org/drawingml/2006/picture">
                 <pic:pic>
                   <pic:nvPicPr>
-                    <pic:cNvPr id="0" name="s.jpg"/>
+                    <pic:cNvPr id="0" name="p-1.jpg"/>
                     <pic:cNvPicPr/>
                   </pic:nvPicPr>
                   <pic:blipFill>
@@ -30,7 +30,7 @@
                   <pic:spPr>
                     <a:xfrm>
                       <a:off x="0" y="0"/>
-                      <a:ext cx="10674000" cy="7546043"/>
+                      <a:ext cx="10674000" cy="7552129"/>
                     </a:xfrm>
                     <a:prstGeom prst="rect"/>
                   </pic:spPr>
@@ -43,7 +43,7 @@
     </w:p>
     <w:sectPr>
       <w:pgSz w:w="16838" w:h="11906" w:orient="landscape"/>
-      <w:pgMar w:top="0" w:right="0" w:bottom="0" w:left="0" w:header="720" w:footer="720" w:gutter="0"/>
+      <w:pgMar w:top="0" w:right="0" w:bottom="0" w:left="0" w:header="0" w:footer="0" w:gutter="0"/>
       <w:cols w:space="720"/>
       <w:docGrid w:linePitch="360"/>
     </w:sectPr>
